--- a/lecNote/09_Project/etc/0923.Github로 팀협업하기.docx
+++ b/lecNote/09_Project/etc/0923.Github로 팀협업하기.docx
@@ -1,6 +1,6 @@
 
 <file path=word/document.xml><?xml version="1.0" encoding="utf-8"?>
-<w:document xmlns:wpc="http://schemas.microsoft.com/office/word/2010/wordprocessingCanvas" xmlns:cx="http://schemas.microsoft.com/office/drawing/2014/chartex" xmlns:mc="http://schemas.openxmlformats.org/markup-compatibility/2006" xmlns:o="urn:schemas-microsoft-com:office:office" xmlns:r="http://schemas.openxmlformats.org/officeDocument/2006/relationships" xmlns:m="http://schemas.openxmlformats.org/officeDocument/2006/math" xmlns:v="urn:schemas-microsoft-com:vml" xmlns:wp14="http://schemas.microsoft.com/office/word/2010/wordprocessingDrawing" xmlns:wp="http://schemas.openxmlformats.org/drawingml/2006/wordprocessingDrawing" xmlns:w10="urn:schemas-microsoft-com:office:word" xmlns:w="http://schemas.openxmlformats.org/wordprocessingml/2006/main" xmlns:w14="http://schemas.microsoft.com/office/word/2010/wordml" xmlns:w15="http://schemas.microsoft.com/office/word/2012/wordml" xmlns:w16se="http://schemas.microsoft.com/office/word/2015/wordml/symex" xmlns:wpg="http://schemas.microsoft.com/office/word/2010/wordprocessingGroup" xmlns:wpi="http://schemas.microsoft.com/office/word/2010/wordprocessingInk" xmlns:wne="http://schemas.microsoft.com/office/word/2006/wordml" xmlns:wps="http://schemas.microsoft.com/office/word/2010/wordprocessingShape" mc:Ignorable="w14 w15 w16se wp14">
+<w:document xmlns:wpc="http://schemas.microsoft.com/office/word/2010/wordprocessingCanvas" xmlns:cx="http://schemas.microsoft.com/office/drawing/2014/chartex" xmlns:cx1="http://schemas.microsoft.com/office/drawing/2015/9/8/chartex" xmlns:cx2="http://schemas.microsoft.com/office/drawing/2015/10/21/chartex" xmlns:cx3="http://schemas.microsoft.com/office/drawing/2016/5/9/chartex" xmlns:cx4="http://schemas.microsoft.com/office/drawing/2016/5/10/chartex" xmlns:cx5="http://schemas.microsoft.com/office/drawing/2016/5/11/chartex" xmlns:cx6="http://schemas.microsoft.com/office/drawing/2016/5/12/chartex" xmlns:cx7="http://schemas.microsoft.com/office/drawing/2016/5/13/chartex" xmlns:cx8="http://schemas.microsoft.com/office/drawing/2016/5/14/chartex" xmlns:mc="http://schemas.openxmlformats.org/markup-compatibility/2006" xmlns:aink="http://schemas.microsoft.com/office/drawing/2016/ink" xmlns:am3d="http://schemas.microsoft.com/office/drawing/2017/model3d" xmlns:o="urn:schemas-microsoft-com:office:office" xmlns:r="http://schemas.openxmlformats.org/officeDocument/2006/relationships" xmlns:m="http://schemas.openxmlformats.org/officeDocument/2006/math" xmlns:v="urn:schemas-microsoft-com:vml" xmlns:wp14="http://schemas.microsoft.com/office/word/2010/wordprocessingDrawing" xmlns:wp="http://schemas.openxmlformats.org/drawingml/2006/wordprocessingDrawing" xmlns:w10="urn:schemas-microsoft-com:office:word" xmlns:w="http://schemas.openxmlformats.org/wordprocessingml/2006/main" xmlns:w14="http://schemas.microsoft.com/office/word/2010/wordml" xmlns:w15="http://schemas.microsoft.com/office/word/2012/wordml" xmlns:w16cid="http://schemas.microsoft.com/office/word/2016/wordml/cid" xmlns:w16se="http://schemas.microsoft.com/office/word/2015/wordml/symex" xmlns:wpg="http://schemas.microsoft.com/office/word/2010/wordprocessingGroup" xmlns:wpi="http://schemas.microsoft.com/office/word/2010/wordprocessingInk" xmlns:wne="http://schemas.microsoft.com/office/word/2006/wordml" xmlns:wps="http://schemas.microsoft.com/office/word/2010/wordprocessingShape" mc:Ignorable="w14 w15 w16se w16cid wp14">
   <w:body>
     <w:p>
       <w:r>
@@ -770,6 +770,19 @@
         </w:rPr>
         <w:t>주소 폴더이름</w:t>
       </w:r>
+      <w:r>
+        <w:rPr>
+          <w:rFonts w:hint="eastAsia"/>
+          <w:highlight w:val="lightGray"/>
+        </w:rPr>
+        <w:t xml:space="preserve"> </w:t>
+      </w:r>
+      <w:r>
+        <w:rPr>
+          <w:highlight w:val="lightGray"/>
+        </w:rPr>
+        <w:t>09_project</w:t>
+      </w:r>
     </w:p>
     <w:p>
       <w:pPr>
@@ -892,6 +905,8 @@
         </w:rPr>
         <w:t>만들기</w:t>
       </w:r>
+      <w:bookmarkStart w:id="0" w:name="_GoBack"/>
+      <w:bookmarkEnd w:id="0"/>
     </w:p>
     <w:p>
       <w:pPr>
@@ -1357,8 +1372,6 @@
         </w:rPr>
         <w:t>브런치이름</w:t>
       </w:r>
-      <w:bookmarkStart w:id="0" w:name="_GoBack"/>
-      <w:bookmarkEnd w:id="0"/>
     </w:p>
     <w:p>
       <w:pPr>
@@ -1472,7 +1485,6 @@
         <w:pStyle w:val="a3"/>
         <w:ind w:leftChars="0" w:left="760"/>
         <w:rPr>
-          <w:rFonts w:hint="eastAsia"/>
           <w:b/>
           <w:color w:val="FF0000"/>
           <w:sz w:val="24"/>
@@ -2004,7 +2016,7 @@
 </file>
 
 <file path=word/endnotes.xml><?xml version="1.0" encoding="utf-8"?>
-<w:endnotes xmlns:wpc="http://schemas.microsoft.com/office/word/2010/wordprocessingCanvas" xmlns:cx="http://schemas.microsoft.com/office/drawing/2014/chartex" xmlns:mc="http://schemas.openxmlformats.org/markup-compatibility/2006" xmlns:o="urn:schemas-microsoft-com:office:office" xmlns:r="http://schemas.openxmlformats.org/officeDocument/2006/relationships" xmlns:m="http://schemas.openxmlformats.org/officeDocument/2006/math" xmlns:v="urn:schemas-microsoft-com:vml" xmlns:wp14="http://schemas.microsoft.com/office/word/2010/wordprocessingDrawing" xmlns:wp="http://schemas.openxmlformats.org/drawingml/2006/wordprocessingDrawing" xmlns:w10="urn:schemas-microsoft-com:office:word" xmlns:w="http://schemas.openxmlformats.org/wordprocessingml/2006/main" xmlns:w14="http://schemas.microsoft.com/office/word/2010/wordml" xmlns:w15="http://schemas.microsoft.com/office/word/2012/wordml" xmlns:w16se="http://schemas.microsoft.com/office/word/2015/wordml/symex" xmlns:wpg="http://schemas.microsoft.com/office/word/2010/wordprocessingGroup" xmlns:wpi="http://schemas.microsoft.com/office/word/2010/wordprocessingInk" xmlns:wne="http://schemas.microsoft.com/office/word/2006/wordml" xmlns:wps="http://schemas.microsoft.com/office/word/2010/wordprocessingShape" mc:Ignorable="w14 w15 w16se wp14">
+<w:endnotes xmlns:wpc="http://schemas.microsoft.com/office/word/2010/wordprocessingCanvas" xmlns:cx="http://schemas.microsoft.com/office/drawing/2014/chartex" xmlns:cx1="http://schemas.microsoft.com/office/drawing/2015/9/8/chartex" xmlns:cx2="http://schemas.microsoft.com/office/drawing/2015/10/21/chartex" xmlns:cx3="http://schemas.microsoft.com/office/drawing/2016/5/9/chartex" xmlns:cx4="http://schemas.microsoft.com/office/drawing/2016/5/10/chartex" xmlns:cx5="http://schemas.microsoft.com/office/drawing/2016/5/11/chartex" xmlns:cx6="http://schemas.microsoft.com/office/drawing/2016/5/12/chartex" xmlns:cx7="http://schemas.microsoft.com/office/drawing/2016/5/13/chartex" xmlns:cx8="http://schemas.microsoft.com/office/drawing/2016/5/14/chartex" xmlns:mc="http://schemas.openxmlformats.org/markup-compatibility/2006" xmlns:aink="http://schemas.microsoft.com/office/drawing/2016/ink" xmlns:am3d="http://schemas.microsoft.com/office/drawing/2017/model3d" xmlns:o="urn:schemas-microsoft-com:office:office" xmlns:r="http://schemas.openxmlformats.org/officeDocument/2006/relationships" xmlns:m="http://schemas.openxmlformats.org/officeDocument/2006/math" xmlns:v="urn:schemas-microsoft-com:vml" xmlns:wp14="http://schemas.microsoft.com/office/word/2010/wordprocessingDrawing" xmlns:wp="http://schemas.openxmlformats.org/drawingml/2006/wordprocessingDrawing" xmlns:w10="urn:schemas-microsoft-com:office:word" xmlns:w="http://schemas.openxmlformats.org/wordprocessingml/2006/main" xmlns:w14="http://schemas.microsoft.com/office/word/2010/wordml" xmlns:w15="http://schemas.microsoft.com/office/word/2012/wordml" xmlns:w16cid="http://schemas.microsoft.com/office/word/2016/wordml/cid" xmlns:w16se="http://schemas.microsoft.com/office/word/2015/wordml/symex" xmlns:wpg="http://schemas.microsoft.com/office/word/2010/wordprocessingGroup" xmlns:wpi="http://schemas.microsoft.com/office/word/2010/wordprocessingInk" xmlns:wne="http://schemas.microsoft.com/office/word/2006/wordml" xmlns:wps="http://schemas.microsoft.com/office/word/2010/wordprocessingShape" mc:Ignorable="w14 w15 w16se w16cid wp14">
   <w:endnote w:type="separator" w:id="-1">
     <w:p>
       <w:pPr>
@@ -2029,7 +2041,7 @@
 </file>
 
 <file path=word/footer1.xml><?xml version="1.0" encoding="utf-8"?>
-<w:ftr xmlns:wpc="http://schemas.microsoft.com/office/word/2010/wordprocessingCanvas" xmlns:cx="http://schemas.microsoft.com/office/drawing/2014/chartex" xmlns:mc="http://schemas.openxmlformats.org/markup-compatibility/2006" xmlns:o="urn:schemas-microsoft-com:office:office" xmlns:r="http://schemas.openxmlformats.org/officeDocument/2006/relationships" xmlns:m="http://schemas.openxmlformats.org/officeDocument/2006/math" xmlns:v="urn:schemas-microsoft-com:vml" xmlns:wp14="http://schemas.microsoft.com/office/word/2010/wordprocessingDrawing" xmlns:wp="http://schemas.openxmlformats.org/drawingml/2006/wordprocessingDrawing" xmlns:w10="urn:schemas-microsoft-com:office:word" xmlns:w="http://schemas.openxmlformats.org/wordprocessingml/2006/main" xmlns:w14="http://schemas.microsoft.com/office/word/2010/wordml" xmlns:w15="http://schemas.microsoft.com/office/word/2012/wordml" xmlns:w16se="http://schemas.microsoft.com/office/word/2015/wordml/symex" xmlns:wpg="http://schemas.microsoft.com/office/word/2010/wordprocessingGroup" xmlns:wpi="http://schemas.microsoft.com/office/word/2010/wordprocessingInk" xmlns:wne="http://schemas.microsoft.com/office/word/2006/wordml" xmlns:wps="http://schemas.microsoft.com/office/word/2010/wordprocessingShape" mc:Ignorable="w14 w15 w16se wp14">
+<w:ftr xmlns:wpc="http://schemas.microsoft.com/office/word/2010/wordprocessingCanvas" xmlns:cx="http://schemas.microsoft.com/office/drawing/2014/chartex" xmlns:cx1="http://schemas.microsoft.com/office/drawing/2015/9/8/chartex" xmlns:cx2="http://schemas.microsoft.com/office/drawing/2015/10/21/chartex" xmlns:cx3="http://schemas.microsoft.com/office/drawing/2016/5/9/chartex" xmlns:cx4="http://schemas.microsoft.com/office/drawing/2016/5/10/chartex" xmlns:cx5="http://schemas.microsoft.com/office/drawing/2016/5/11/chartex" xmlns:cx6="http://schemas.microsoft.com/office/drawing/2016/5/12/chartex" xmlns:cx7="http://schemas.microsoft.com/office/drawing/2016/5/13/chartex" xmlns:cx8="http://schemas.microsoft.com/office/drawing/2016/5/14/chartex" xmlns:mc="http://schemas.openxmlformats.org/markup-compatibility/2006" xmlns:aink="http://schemas.microsoft.com/office/drawing/2016/ink" xmlns:am3d="http://schemas.microsoft.com/office/drawing/2017/model3d" xmlns:o="urn:schemas-microsoft-com:office:office" xmlns:r="http://schemas.openxmlformats.org/officeDocument/2006/relationships" xmlns:m="http://schemas.openxmlformats.org/officeDocument/2006/math" xmlns:v="urn:schemas-microsoft-com:vml" xmlns:wp14="http://schemas.microsoft.com/office/word/2010/wordprocessingDrawing" xmlns:wp="http://schemas.openxmlformats.org/drawingml/2006/wordprocessingDrawing" xmlns:w10="urn:schemas-microsoft-com:office:word" xmlns:w="http://schemas.openxmlformats.org/wordprocessingml/2006/main" xmlns:w14="http://schemas.microsoft.com/office/word/2010/wordml" xmlns:w15="http://schemas.microsoft.com/office/word/2012/wordml" xmlns:w16cid="http://schemas.microsoft.com/office/word/2016/wordml/cid" xmlns:w16se="http://schemas.microsoft.com/office/word/2015/wordml/symex" xmlns:wpg="http://schemas.microsoft.com/office/word/2010/wordprocessingGroup" xmlns:wpi="http://schemas.microsoft.com/office/word/2010/wordprocessingInk" xmlns:wne="http://schemas.microsoft.com/office/word/2006/wordml" xmlns:wps="http://schemas.microsoft.com/office/word/2010/wordprocessingShape" mc:Ignorable="w14 w15 w16se w16cid wp14">
   <w:p>
     <w:pPr>
       <w:pStyle w:val="a5"/>
@@ -2083,7 +2095,7 @@
 </file>
 
 <file path=word/footnotes.xml><?xml version="1.0" encoding="utf-8"?>
-<w:footnotes xmlns:wpc="http://schemas.microsoft.com/office/word/2010/wordprocessingCanvas" xmlns:cx="http://schemas.microsoft.com/office/drawing/2014/chartex" xmlns:mc="http://schemas.openxmlformats.org/markup-compatibility/2006" xmlns:o="urn:schemas-microsoft-com:office:office" xmlns:r="http://schemas.openxmlformats.org/officeDocument/2006/relationships" xmlns:m="http://schemas.openxmlformats.org/officeDocument/2006/math" xmlns:v="urn:schemas-microsoft-com:vml" xmlns:wp14="http://schemas.microsoft.com/office/word/2010/wordprocessingDrawing" xmlns:wp="http://schemas.openxmlformats.org/drawingml/2006/wordprocessingDrawing" xmlns:w10="urn:schemas-microsoft-com:office:word" xmlns:w="http://schemas.openxmlformats.org/wordprocessingml/2006/main" xmlns:w14="http://schemas.microsoft.com/office/word/2010/wordml" xmlns:w15="http://schemas.microsoft.com/office/word/2012/wordml" xmlns:w16se="http://schemas.microsoft.com/office/word/2015/wordml/symex" xmlns:wpg="http://schemas.microsoft.com/office/word/2010/wordprocessingGroup" xmlns:wpi="http://schemas.microsoft.com/office/word/2010/wordprocessingInk" xmlns:wne="http://schemas.microsoft.com/office/word/2006/wordml" xmlns:wps="http://schemas.microsoft.com/office/word/2010/wordprocessingShape" mc:Ignorable="w14 w15 w16se wp14">
+<w:footnotes xmlns:wpc="http://schemas.microsoft.com/office/word/2010/wordprocessingCanvas" xmlns:cx="http://schemas.microsoft.com/office/drawing/2014/chartex" xmlns:cx1="http://schemas.microsoft.com/office/drawing/2015/9/8/chartex" xmlns:cx2="http://schemas.microsoft.com/office/drawing/2015/10/21/chartex" xmlns:cx3="http://schemas.microsoft.com/office/drawing/2016/5/9/chartex" xmlns:cx4="http://schemas.microsoft.com/office/drawing/2016/5/10/chartex" xmlns:cx5="http://schemas.microsoft.com/office/drawing/2016/5/11/chartex" xmlns:cx6="http://schemas.microsoft.com/office/drawing/2016/5/12/chartex" xmlns:cx7="http://schemas.microsoft.com/office/drawing/2016/5/13/chartex" xmlns:cx8="http://schemas.microsoft.com/office/drawing/2016/5/14/chartex" xmlns:mc="http://schemas.openxmlformats.org/markup-compatibility/2006" xmlns:aink="http://schemas.microsoft.com/office/drawing/2016/ink" xmlns:am3d="http://schemas.microsoft.com/office/drawing/2017/model3d" xmlns:o="urn:schemas-microsoft-com:office:office" xmlns:r="http://schemas.openxmlformats.org/officeDocument/2006/relationships" xmlns:m="http://schemas.openxmlformats.org/officeDocument/2006/math" xmlns:v="urn:schemas-microsoft-com:vml" xmlns:wp14="http://schemas.microsoft.com/office/word/2010/wordprocessingDrawing" xmlns:wp="http://schemas.openxmlformats.org/drawingml/2006/wordprocessingDrawing" xmlns:w10="urn:schemas-microsoft-com:office:word" xmlns:w="http://schemas.openxmlformats.org/wordprocessingml/2006/main" xmlns:w14="http://schemas.microsoft.com/office/word/2010/wordml" xmlns:w15="http://schemas.microsoft.com/office/word/2012/wordml" xmlns:w16cid="http://schemas.microsoft.com/office/word/2016/wordml/cid" xmlns:w16se="http://schemas.microsoft.com/office/word/2015/wordml/symex" xmlns:wpg="http://schemas.microsoft.com/office/word/2010/wordprocessingGroup" xmlns:wpi="http://schemas.microsoft.com/office/word/2010/wordprocessingInk" xmlns:wne="http://schemas.microsoft.com/office/word/2006/wordml" xmlns:wps="http://schemas.microsoft.com/office/word/2010/wordprocessingShape" mc:Ignorable="w14 w15 w16se w16cid wp14">
   <w:footnote w:type="separator" w:id="-1">
     <w:p>
       <w:pPr>
@@ -2108,7 +2120,7 @@
 </file>
 
 <file path=word/numbering.xml><?xml version="1.0" encoding="utf-8"?>
-<w:numbering xmlns:wpc="http://schemas.microsoft.com/office/word/2010/wordprocessingCanvas" xmlns:cx="http://schemas.microsoft.com/office/drawing/2014/chartex" xmlns:mc="http://schemas.openxmlformats.org/markup-compatibility/2006" xmlns:o="urn:schemas-microsoft-com:office:office" xmlns:r="http://schemas.openxmlformats.org/officeDocument/2006/relationships" xmlns:m="http://schemas.openxmlformats.org/officeDocument/2006/math" xmlns:v="urn:schemas-microsoft-com:vml" xmlns:wp14="http://schemas.microsoft.com/office/word/2010/wordprocessingDrawing" xmlns:wp="http://schemas.openxmlformats.org/drawingml/2006/wordprocessingDrawing" xmlns:w10="urn:schemas-microsoft-com:office:word" xmlns:w="http://schemas.openxmlformats.org/wordprocessingml/2006/main" xmlns:w14="http://schemas.microsoft.com/office/word/2010/wordml" xmlns:w15="http://schemas.microsoft.com/office/word/2012/wordml" xmlns:w16se="http://schemas.microsoft.com/office/word/2015/wordml/symex" xmlns:wpg="http://schemas.microsoft.com/office/word/2010/wordprocessingGroup" xmlns:wpi="http://schemas.microsoft.com/office/word/2010/wordprocessingInk" xmlns:wne="http://schemas.microsoft.com/office/word/2006/wordml" xmlns:wps="http://schemas.microsoft.com/office/word/2010/wordprocessingShape" mc:Ignorable="w14 w15 w16se wp14">
+<w:numbering xmlns:wpc="http://schemas.microsoft.com/office/word/2010/wordprocessingCanvas" xmlns:cx="http://schemas.microsoft.com/office/drawing/2014/chartex" xmlns:cx1="http://schemas.microsoft.com/office/drawing/2015/9/8/chartex" xmlns:cx2="http://schemas.microsoft.com/office/drawing/2015/10/21/chartex" xmlns:cx3="http://schemas.microsoft.com/office/drawing/2016/5/9/chartex" xmlns:cx4="http://schemas.microsoft.com/office/drawing/2016/5/10/chartex" xmlns:cx5="http://schemas.microsoft.com/office/drawing/2016/5/11/chartex" xmlns:cx6="http://schemas.microsoft.com/office/drawing/2016/5/12/chartex" xmlns:cx7="http://schemas.microsoft.com/office/drawing/2016/5/13/chartex" xmlns:cx8="http://schemas.microsoft.com/office/drawing/2016/5/14/chartex" xmlns:mc="http://schemas.openxmlformats.org/markup-compatibility/2006" xmlns:aink="http://schemas.microsoft.com/office/drawing/2016/ink" xmlns:am3d="http://schemas.microsoft.com/office/drawing/2017/model3d" xmlns:o="urn:schemas-microsoft-com:office:office" xmlns:r="http://schemas.openxmlformats.org/officeDocument/2006/relationships" xmlns:m="http://schemas.openxmlformats.org/officeDocument/2006/math" xmlns:v="urn:schemas-microsoft-com:vml" xmlns:wp14="http://schemas.microsoft.com/office/word/2010/wordprocessingDrawing" xmlns:wp="http://schemas.openxmlformats.org/drawingml/2006/wordprocessingDrawing" xmlns:w10="urn:schemas-microsoft-com:office:word" xmlns:w="http://schemas.openxmlformats.org/wordprocessingml/2006/main" xmlns:w14="http://schemas.microsoft.com/office/word/2010/wordml" xmlns:w15="http://schemas.microsoft.com/office/word/2012/wordml" xmlns:w16cid="http://schemas.microsoft.com/office/word/2016/wordml/cid" xmlns:w16se="http://schemas.microsoft.com/office/word/2015/wordml/symex" xmlns:wpg="http://schemas.microsoft.com/office/word/2010/wordprocessingGroup" xmlns:wpi="http://schemas.microsoft.com/office/word/2010/wordprocessingInk" xmlns:wne="http://schemas.microsoft.com/office/word/2006/wordml" xmlns:wps="http://schemas.microsoft.com/office/word/2010/wordprocessingShape" mc:Ignorable="w14 w15 w16se w16cid wp14">
   <w:abstractNum w:abstractNumId="0" w15:restartNumberingAfterBreak="0">
     <w:nsid w:val="189A7568"/>
     <w:multiLevelType w:val="hybridMultilevel"/>
@@ -2409,7 +2421,7 @@
 </file>
 
 <file path=word/styles.xml><?xml version="1.0" encoding="utf-8"?>
-<w:styles xmlns:mc="http://schemas.openxmlformats.org/markup-compatibility/2006" xmlns:r="http://schemas.openxmlformats.org/officeDocument/2006/relationships" xmlns:w="http://schemas.openxmlformats.org/wordprocessingml/2006/main" xmlns:w14="http://schemas.microsoft.com/office/word/2010/wordml" xmlns:w15="http://schemas.microsoft.com/office/word/2012/wordml" xmlns:w16se="http://schemas.microsoft.com/office/word/2015/wordml/symex" mc:Ignorable="w14 w15 w16se">
+<w:styles xmlns:mc="http://schemas.openxmlformats.org/markup-compatibility/2006" xmlns:r="http://schemas.openxmlformats.org/officeDocument/2006/relationships" xmlns:w="http://schemas.openxmlformats.org/wordprocessingml/2006/main" xmlns:w14="http://schemas.microsoft.com/office/word/2010/wordml" xmlns:w15="http://schemas.microsoft.com/office/word/2012/wordml" xmlns:w16cid="http://schemas.microsoft.com/office/word/2016/wordml/cid" xmlns:w16se="http://schemas.microsoft.com/office/word/2015/wordml/symex" mc:Ignorable="w14 w15 w16se w16cid">
   <w:docDefaults>
     <w:rPrDefault>
       <w:rPr>
@@ -2426,7 +2438,7 @@
       </w:pPr>
     </w:pPrDefault>
   </w:docDefaults>
-  <w:latentStyles w:defLockedState="0" w:defUIPriority="99" w:defSemiHidden="0" w:defUnhideWhenUsed="0" w:defQFormat="0" w:count="371">
+  <w:latentStyles w:defLockedState="0" w:defUIPriority="99" w:defSemiHidden="0" w:defUnhideWhenUsed="0" w:defQFormat="0" w:count="375">
     <w:lsdException w:name="Normal" w:uiPriority="0" w:qFormat="1"/>
     <w:lsdException w:name="heading 1" w:uiPriority="9" w:qFormat="1"/>
     <w:lsdException w:name="heading 2" w:semiHidden="1" w:uiPriority="9" w:unhideWhenUsed="1" w:qFormat="1"/>
@@ -2532,7 +2544,6 @@
     <w:lsdException w:name="HTML Sample" w:semiHidden="1" w:unhideWhenUsed="1"/>
     <w:lsdException w:name="HTML Typewriter" w:semiHidden="1" w:unhideWhenUsed="1"/>
     <w:lsdException w:name="HTML Variable" w:semiHidden="1" w:unhideWhenUsed="1"/>
-    <w:lsdException w:name="Normal Table" w:semiHidden="1" w:unhideWhenUsed="1"/>
     <w:lsdException w:name="annotation subject" w:semiHidden="1" w:unhideWhenUsed="1"/>
     <w:lsdException w:name="No List" w:semiHidden="1" w:unhideWhenUsed="1"/>
     <w:lsdException w:name="Outline List 1" w:semiHidden="1" w:unhideWhenUsed="1"/>
@@ -2576,10 +2587,8 @@
     <w:lsdException w:name="Table Elegant" w:semiHidden="1" w:unhideWhenUsed="1"/>
     <w:lsdException w:name="Table Professional" w:semiHidden="1" w:unhideWhenUsed="1"/>
     <w:lsdException w:name="Table Subtle 1" w:semiHidden="1" w:unhideWhenUsed="1"/>
-    <w:lsdException w:name="Table Subtle 2" w:semiHidden="1" w:unhideWhenUsed="1"/>
     <w:lsdException w:name="Table Web 1" w:semiHidden="1" w:unhideWhenUsed="1"/>
     <w:lsdException w:name="Table Web 2" w:semiHidden="1" w:unhideWhenUsed="1"/>
-    <w:lsdException w:name="Table Web 3" w:semiHidden="1" w:unhideWhenUsed="1"/>
     <w:lsdException w:name="Balloon Text" w:semiHidden="1" w:unhideWhenUsed="1"/>
     <w:lsdException w:name="Table Grid" w:uiPriority="39"/>
     <w:lsdException w:name="Table Theme" w:semiHidden="1" w:unhideWhenUsed="1"/>
@@ -2798,6 +2807,10 @@
     <w:lsdException w:name="List Table 5 Dark Accent 6" w:uiPriority="50"/>
     <w:lsdException w:name="List Table 6 Colorful Accent 6" w:uiPriority="51"/>
     <w:lsdException w:name="List Table 7 Colorful Accent 6" w:uiPriority="52"/>
+    <w:lsdException w:name="Mention" w:semiHidden="1" w:unhideWhenUsed="1"/>
+    <w:lsdException w:name="Smart Hyperlink" w:semiHidden="1" w:unhideWhenUsed="1"/>
+    <w:lsdException w:name="Hashtag" w:semiHidden="1" w:unhideWhenUsed="1"/>
+    <w:lsdException w:name="Unresolved Mention" w:semiHidden="1" w:unhideWhenUsed="1"/>
   </w:latentStyles>
   <w:style w:type="paragraph" w:default="1" w:styleId="a">
     <w:name w:val="Normal"/>

--- a/lecNote/09_Project/etc/0923.Github로 팀협업하기.docx
+++ b/lecNote/09_Project/etc/0923.Github로 팀협업하기.docx
@@ -770,19 +770,6 @@
         </w:rPr>
         <w:t>주소 폴더이름</w:t>
       </w:r>
-      <w:r>
-        <w:rPr>
-          <w:rFonts w:hint="eastAsia"/>
-          <w:highlight w:val="lightGray"/>
-        </w:rPr>
-        <w:t xml:space="preserve"> </w:t>
-      </w:r>
-      <w:r>
-        <w:rPr>
-          <w:highlight w:val="lightGray"/>
-        </w:rPr>
-        <w:t>09_project</w:t>
-      </w:r>
     </w:p>
     <w:p>
       <w:pPr>
@@ -905,8 +892,6 @@
         </w:rPr>
         <w:t>만들기</w:t>
       </w:r>
-      <w:bookmarkStart w:id="0" w:name="_GoBack"/>
-      <w:bookmarkEnd w:id="0"/>
     </w:p>
     <w:p>
       <w:pPr>
@@ -2002,6 +1987,215 @@
       <w:r>
         <w:t xml:space="preserve"> </w:t>
       </w:r>
+    </w:p>
+    <w:p>
+      <w:pPr>
+        <w:pStyle w:val="a3"/>
+        <w:numPr>
+          <w:ilvl w:val="0"/>
+          <w:numId w:val="1"/>
+        </w:numPr>
+        <w:ind w:leftChars="0"/>
+      </w:pPr>
+      <w:r>
+        <w:rPr>
+          <w:rFonts w:hint="eastAsia"/>
+        </w:rPr>
+        <w:t xml:space="preserve">퇴실전 </w:t>
+      </w:r>
+      <w:r>
+        <w:t xml:space="preserve">git </w:t>
+      </w:r>
+      <w:r>
+        <w:rPr>
+          <w:rFonts w:hint="eastAsia"/>
+        </w:rPr>
+        <w:t>통합하기</w:t>
+      </w:r>
+    </w:p>
+    <w:p>
+      <w:pPr>
+        <w:pStyle w:val="a3"/>
+      </w:pPr>
+      <w:r>
+        <w:t>1) 항상 브런치 위치는 내 브런치로 하고 작업합니다.</w:t>
+      </w:r>
+    </w:p>
+    <w:p>
+      <w:pPr>
+        <w:pStyle w:val="a3"/>
+      </w:pPr>
+    </w:p>
+    <w:p>
+      <w:pPr>
+        <w:pStyle w:val="a3"/>
+      </w:pPr>
+      <w:r>
+        <w:t xml:space="preserve">2) 퇴실전 push후 </w:t>
+      </w:r>
+    </w:p>
+    <w:p>
+      <w:pPr>
+        <w:pStyle w:val="a3"/>
+      </w:pPr>
+      <w:r>
+        <w:rPr>
+          <w:rFonts w:hint="eastAsia"/>
+        </w:rPr>
+        <w:t>ⓐ</w:t>
+      </w:r>
+      <w:r>
+        <w:t xml:space="preserve"> git branch 로 내 branch 위치 확인</w:t>
+      </w:r>
+    </w:p>
+    <w:p>
+      <w:pPr>
+        <w:pStyle w:val="a3"/>
+      </w:pPr>
+      <w:r>
+        <w:rPr>
+          <w:rFonts w:hint="eastAsia"/>
+        </w:rPr>
+        <w:t>ⓑ</w:t>
+      </w:r>
+      <w:r>
+        <w:t xml:space="preserve"> git add .</w:t>
+      </w:r>
+    </w:p>
+    <w:p>
+      <w:pPr>
+        <w:pStyle w:val="a3"/>
+      </w:pPr>
+      <w:r>
+        <w:rPr>
+          <w:rFonts w:hint="eastAsia"/>
+        </w:rPr>
+        <w:t>ⓒ</w:t>
+      </w:r>
+      <w:r>
+        <w:t xml:space="preserve"> git commit -m "버전 이름"</w:t>
+      </w:r>
+    </w:p>
+    <w:p>
+      <w:pPr>
+        <w:pStyle w:val="a3"/>
+      </w:pPr>
+      <w:r>
+        <w:rPr>
+          <w:rFonts w:hint="eastAsia"/>
+        </w:rPr>
+        <w:t>ⓓ</w:t>
+      </w:r>
+      <w:r>
+        <w:t xml:space="preserve"> git push origin 내브런치명</w:t>
+      </w:r>
+    </w:p>
+    <w:p>
+      <w:pPr>
+        <w:pStyle w:val="a3"/>
+      </w:pPr>
+    </w:p>
+    <w:p>
+      <w:pPr>
+        <w:pStyle w:val="a3"/>
+      </w:pPr>
+      <w:r>
+        <w:t>3) 팀원 모두 push후 각각 merge</w:t>
+      </w:r>
+    </w:p>
+    <w:p>
+      <w:pPr>
+        <w:pStyle w:val="a3"/>
+      </w:pPr>
+      <w:r>
+        <w:rPr>
+          <w:rFonts w:hint="eastAsia"/>
+        </w:rPr>
+        <w:t>ⓐ</w:t>
+      </w:r>
+      <w:r>
+        <w:t xml:space="preserve"> github사이트에서 pull requests메뉴나 Compare&amp;pullrequest버튼을 통해 한브런치씩 통합</w:t>
+      </w:r>
+    </w:p>
+    <w:p>
+      <w:pPr>
+        <w:pStyle w:val="a3"/>
+      </w:pPr>
+    </w:p>
+    <w:p>
+      <w:pPr>
+        <w:pStyle w:val="a3"/>
+      </w:pPr>
+      <w:r>
+        <w:t>4) 모두 merge 후 pull</w:t>
+      </w:r>
+    </w:p>
+    <w:p>
+      <w:pPr>
+        <w:pStyle w:val="a3"/>
+      </w:pPr>
+      <w:r>
+        <w:rPr>
+          <w:rFonts w:hint="eastAsia"/>
+        </w:rPr>
+        <w:t>ⓐ</w:t>
+      </w:r>
+      <w:r>
+        <w:t xml:space="preserve"> 내 브런치에서 git pull origin master</w:t>
+      </w:r>
+    </w:p>
+    <w:p>
+      <w:pPr>
+        <w:pStyle w:val="a3"/>
+      </w:pPr>
+      <w:r>
+        <w:t>- git branch</w:t>
+      </w:r>
+    </w:p>
+    <w:p>
+      <w:pPr>
+        <w:pStyle w:val="a3"/>
+      </w:pPr>
+      <w:r>
+        <w:lastRenderedPageBreak/>
+        <w:t>- git pull origin master</w:t>
+      </w:r>
+    </w:p>
+    <w:p>
+      <w:pPr>
+        <w:pStyle w:val="a3"/>
+      </w:pPr>
+      <w:r>
+        <w:rPr>
+          <w:rFonts w:hint="eastAsia"/>
+        </w:rPr>
+        <w:t>ⓑ</w:t>
+      </w:r>
+      <w:r>
+        <w:t xml:space="preserve"> master브런치에서 git pull origin master</w:t>
+      </w:r>
+    </w:p>
+    <w:p>
+      <w:pPr>
+        <w:pStyle w:val="a3"/>
+      </w:pPr>
+      <w:r>
+        <w:t>- git checkout master</w:t>
+      </w:r>
+    </w:p>
+    <w:p>
+      <w:pPr>
+        <w:pStyle w:val="a3"/>
+        <w:ind w:leftChars="0" w:left="760"/>
+        <w:rPr>
+          <w:rFonts w:hint="eastAsia"/>
+        </w:rPr>
+      </w:pPr>
+      <w:r>
+        <w:t>- git pull origin master</w:t>
+      </w:r>
+      <w:bookmarkStart w:id="0" w:name="_GoBack"/>
+      <w:bookmarkEnd w:id="0"/>
     </w:p>
     <w:p/>
     <w:sectPr>

--- a/lecNote/09_Project/etc/0923.Github로 팀협업하기.docx
+++ b/lecNote/09_Project/etc/0923.Github로 팀협업하기.docx
@@ -2147,16 +2147,28 @@
     <w:p>
       <w:pPr>
         <w:pStyle w:val="a3"/>
-      </w:pPr>
-      <w:r>
+        <w:rPr>
+          <w:color w:val="FF0000"/>
+        </w:rPr>
+      </w:pPr>
+      <w:r>
+        <w:rPr>
+          <w:color w:val="FF0000"/>
+        </w:rPr>
         <w:t>- git branch</w:t>
       </w:r>
     </w:p>
     <w:p>
       <w:pPr>
         <w:pStyle w:val="a3"/>
-      </w:pPr>
-      <w:r>
+        <w:rPr>
+          <w:color w:val="FF0000"/>
+        </w:rPr>
+      </w:pPr>
+      <w:r>
+        <w:rPr>
+          <w:color w:val="FF0000"/>
+        </w:rPr>
         <w:lastRenderedPageBreak/>
         <w:t>- git pull origin master</w:t>
       </w:r>
@@ -2178,8 +2190,14 @@
     <w:p>
       <w:pPr>
         <w:pStyle w:val="a3"/>
-      </w:pPr>
-      <w:r>
+        <w:rPr>
+          <w:color w:val="FF0000"/>
+        </w:rPr>
+      </w:pPr>
+      <w:r>
+        <w:rPr>
+          <w:color w:val="FF0000"/>
+        </w:rPr>
         <w:t>- git checkout master</w:t>
       </w:r>
     </w:p>
@@ -2188,11 +2206,50 @@
         <w:pStyle w:val="a3"/>
         <w:ind w:leftChars="0" w:left="760"/>
         <w:rPr>
-          <w:rFonts w:hint="eastAsia"/>
-        </w:rPr>
-      </w:pPr>
-      <w:r>
+          <w:color w:val="FF0000"/>
+        </w:rPr>
+      </w:pPr>
+      <w:r>
+        <w:rPr>
+          <w:color w:val="FF0000"/>
+        </w:rPr>
         <w:t>- git pull origin master</w:t>
+      </w:r>
+    </w:p>
+    <w:p>
+      <w:pPr>
+        <w:pStyle w:val="a3"/>
+        <w:rPr>
+          <w:color w:val="FF0000"/>
+        </w:rPr>
+      </w:pPr>
+      <w:r>
+        <w:rPr>
+          <w:rFonts w:hint="eastAsia"/>
+          <w:color w:val="FF0000"/>
+        </w:rPr>
+        <w:t>ⓒ</w:t>
+      </w:r>
+      <w:r>
+        <w:rPr>
+          <w:color w:val="FF0000"/>
+        </w:rPr>
+        <w:t xml:space="preserve"> 최종 내 브런치로 돌아오고, 퇴실태그 부탁드립니다</w:t>
+      </w:r>
+    </w:p>
+    <w:p>
+      <w:pPr>
+        <w:pStyle w:val="a3"/>
+        <w:ind w:leftChars="0" w:left="760"/>
+        <w:rPr>
+          <w:color w:val="FF0000"/>
+        </w:rPr>
+      </w:pPr>
+      <w:r>
+        <w:rPr>
+          <w:color w:val="FF0000"/>
+        </w:rPr>
+        <w:t>- git checkout 내브런치명</w:t>
       </w:r>
       <w:bookmarkStart w:id="0" w:name="_GoBack"/>
       <w:bookmarkEnd w:id="0"/>
@@ -2738,6 +2795,7 @@
     <w:lsdException w:name="HTML Sample" w:semiHidden="1" w:unhideWhenUsed="1"/>
     <w:lsdException w:name="HTML Typewriter" w:semiHidden="1" w:unhideWhenUsed="1"/>
     <w:lsdException w:name="HTML Variable" w:semiHidden="1" w:unhideWhenUsed="1"/>
+    <w:lsdException w:name="Normal Table" w:semiHidden="1" w:unhideWhenUsed="1"/>
     <w:lsdException w:name="annotation subject" w:semiHidden="1" w:unhideWhenUsed="1"/>
     <w:lsdException w:name="No List" w:semiHidden="1" w:unhideWhenUsed="1"/>
     <w:lsdException w:name="Outline List 1" w:semiHidden="1" w:unhideWhenUsed="1"/>
@@ -2781,8 +2839,10 @@
     <w:lsdException w:name="Table Elegant" w:semiHidden="1" w:unhideWhenUsed="1"/>
     <w:lsdException w:name="Table Professional" w:semiHidden="1" w:unhideWhenUsed="1"/>
     <w:lsdException w:name="Table Subtle 1" w:semiHidden="1" w:unhideWhenUsed="1"/>
+    <w:lsdException w:name="Table Subtle 2" w:semiHidden="1" w:unhideWhenUsed="1"/>
     <w:lsdException w:name="Table Web 1" w:semiHidden="1" w:unhideWhenUsed="1"/>
     <w:lsdException w:name="Table Web 2" w:semiHidden="1" w:unhideWhenUsed="1"/>
+    <w:lsdException w:name="Table Web 3" w:semiHidden="1" w:unhideWhenUsed="1"/>
     <w:lsdException w:name="Balloon Text" w:semiHidden="1" w:unhideWhenUsed="1"/>
     <w:lsdException w:name="Table Grid" w:uiPriority="39"/>
     <w:lsdException w:name="Table Theme" w:semiHidden="1" w:unhideWhenUsed="1"/>
